--- a/Analog-Signal-Components/PAX/PAM-2025/PAM-modules/detector-module/detector-module-v2/Jan26_production/Test reports/module079_report.docx
+++ b/Analog-Signal-Components/PAX/PAM-2025/PAM-modules/detector-module/detector-module-v2/Jan26_production/Test reports/module079_report.docx
@@ -108,6 +108,9 @@
     </w:p>
     <w:p>
       <w:r>
+        <w:t xml:space="preserve">Initial build </w:t>
+      </w:r>
+      <w:r>
         <w:t xml:space="preserve">P-V </w:t>
       </w:r>
       <w:proofErr w:type="spellStart"/>
@@ -116,10 +119,12 @@
       </w:r>
       <w:proofErr w:type="spellEnd"/>
       <w:r>
-        <w:t xml:space="preserve"> showed constant 7mV output voltage regardless of input power or frequency. Needs rework.</w:t>
+        <w:t xml:space="preserve"> showed constant 7mV output voltage regardless of input power or frequency. </w:t>
+      </w:r>
+      <w:r>
+        <w:t>Success after rework.</w:t>
       </w:r>
     </w:p>
-    <w:p/>
     <w:p>
       <w:pPr>
         <w:tabs>
@@ -216,17 +221,17 @@
         </w:tabs>
       </w:pPr>
       <w:r>
-        <w:t>First build P-V curve</w:t>
+        <w:t>Reworked module P-V curve</w:t>
       </w:r>
       <w:r>
         <w:rPr>
           <w:noProof/>
         </w:rPr>
         <w:drawing>
-          <wp:inline distT="0" distB="0" distL="0" distR="0" wp14:anchorId="214AB374" wp14:editId="1B358B36">
+          <wp:inline distT="0" distB="0" distL="0" distR="0" wp14:anchorId="63808F76" wp14:editId="64158101">
             <wp:extent cx="5972810" cy="4778375"/>
             <wp:effectExtent l="0" t="0" r="0" b="0"/>
-            <wp:docPr id="125987336" name="Picture 1"/>
+            <wp:docPr id="863207559" name="Picture 1"/>
             <wp:cNvGraphicFramePr>
               <a:graphicFrameLocks xmlns:a="http://schemas.openxmlformats.org/drawingml/2006/main" noChangeAspect="1"/>
             </wp:cNvGraphicFramePr>
@@ -234,7 +239,7 @@
               <a:graphicData uri="http://schemas.openxmlformats.org/drawingml/2006/picture">
                 <pic:pic xmlns:pic="http://schemas.openxmlformats.org/drawingml/2006/picture">
                   <pic:nvPicPr>
-                    <pic:cNvPr id="125987336" name="Picture 125987336"/>
+                    <pic:cNvPr id="863207559" name="Picture 863207559"/>
                     <pic:cNvPicPr/>
                   </pic:nvPicPr>
                   <pic:blipFill>
@@ -322,13 +327,66 @@
         </w:tabs>
       </w:pPr>
       <w:r>
+        <w:t>Reworked module S-parameters</w:t>
+      </w:r>
+      <w:r>
         <w:rPr>
           <w:noProof/>
         </w:rPr>
         <w:drawing>
-          <wp:inline distT="0" distB="0" distL="0" distR="0" wp14:anchorId="7E596661" wp14:editId="673AAC80">
-            <wp:extent cx="5972810" cy="4778375"/>
+          <wp:inline distT="0" distB="0" distL="0" distR="0" wp14:anchorId="50793F39" wp14:editId="7532E3DE">
+            <wp:extent cx="4386805" cy="3509538"/>
             <wp:effectExtent l="0" t="0" r="0" b="0"/>
+            <wp:docPr id="866809176" name="Picture 2"/>
+            <wp:cNvGraphicFramePr>
+              <a:graphicFrameLocks xmlns:a="http://schemas.openxmlformats.org/drawingml/2006/main" noChangeAspect="1"/>
+            </wp:cNvGraphicFramePr>
+            <a:graphic xmlns:a="http://schemas.openxmlformats.org/drawingml/2006/main">
+              <a:graphicData uri="http://schemas.openxmlformats.org/drawingml/2006/picture">
+                <pic:pic xmlns:pic="http://schemas.openxmlformats.org/drawingml/2006/picture">
+                  <pic:nvPicPr>
+                    <pic:cNvPr id="866809176" name="Picture 866809176"/>
+                    <pic:cNvPicPr/>
+                  </pic:nvPicPr>
+                  <pic:blipFill>
+                    <a:blip r:embed="rId6"/>
+                    <a:stretch>
+                      <a:fillRect/>
+                    </a:stretch>
+                  </pic:blipFill>
+                  <pic:spPr>
+                    <a:xfrm>
+                      <a:off x="0" y="0"/>
+                      <a:ext cx="4405507" cy="3524500"/>
+                    </a:xfrm>
+                    <a:prstGeom prst="rect">
+                      <a:avLst/>
+                    </a:prstGeom>
+                  </pic:spPr>
+                </pic:pic>
+              </a:graphicData>
+            </a:graphic>
+          </wp:inline>
+        </w:drawing>
+      </w:r>
+    </w:p>
+    <w:p>
+      <w:pPr>
+        <w:tabs>
+          <w:tab w:val="left" w:pos="4860"/>
+        </w:tabs>
+      </w:pPr>
+      <w:r>
+        <w:t>First build S-parameters</w:t>
+      </w:r>
+      <w:r>
+        <w:rPr>
+          <w:noProof/>
+        </w:rPr>
+        <w:drawing>
+          <wp:inline distT="0" distB="0" distL="0" distR="0" wp14:anchorId="7E596661" wp14:editId="5A73C553">
+            <wp:extent cx="4441667" cy="3553428"/>
+            <wp:effectExtent l="0" t="0" r="3810" b="3175"/>
             <wp:docPr id="267922009" name="Picture 2"/>
             <wp:cNvGraphicFramePr>
               <a:graphicFrameLocks xmlns:a="http://schemas.openxmlformats.org/drawingml/2006/main" noChangeAspect="1"/>
@@ -341,7 +399,7 @@
                     <pic:cNvPicPr/>
                   </pic:nvPicPr>
                   <pic:blipFill>
-                    <a:blip r:embed="rId6"/>
+                    <a:blip r:embed="rId7"/>
                     <a:stretch>
                       <a:fillRect/>
                     </a:stretch>
@@ -349,7 +407,7 @@
                   <pic:spPr>
                     <a:xfrm>
                       <a:off x="0" y="0"/>
-                      <a:ext cx="5972810" cy="4778375"/>
+                      <a:ext cx="4484376" cy="3587596"/>
                     </a:xfrm>
                     <a:prstGeom prst="rect">
                       <a:avLst/>
@@ -375,13 +433,6 @@
       <w:r>
         <w:br w:type="page"/>
       </w:r>
-    </w:p>
-    <w:p>
-      <w:pPr>
-        <w:tabs>
-          <w:tab w:val="left" w:pos="4860"/>
-        </w:tabs>
-      </w:pPr>
       <w:r>
         <w:rPr>
           <w:noProof/>
@@ -411,7 +462,7 @@
                     <pic:cNvPicPr/>
                   </pic:nvPicPr>
                   <pic:blipFill>
-                    <a:blip r:embed="rId7" cstate="print">
+                    <a:blip r:embed="rId8" cstate="print">
                       <a:extLst>
                         <a:ext uri="{28A0092B-C50C-407E-A947-70E740481C1C}">
                           <a14:useLocalDpi xmlns:a14="http://schemas.microsoft.com/office/drawing/2010/main" val="0"/>
@@ -605,7 +656,7 @@
           <w:noProof/>
         </w:rPr>
         <w:drawing>
-          <wp:anchor distT="0" distB="0" distL="114300" distR="114300" simplePos="0" relativeHeight="251664384" behindDoc="0" locked="0" layoutInCell="1" allowOverlap="1" wp14:anchorId="6F775B1C" wp14:editId="00432677">
+          <wp:anchor distT="0" distB="0" distL="114300" distR="114300" simplePos="0" relativeHeight="251664384" behindDoc="0" locked="0" layoutInCell="1" allowOverlap="1" wp14:anchorId="6F775B1C" wp14:editId="52BD7CA7">
             <wp:simplePos x="0" y="0"/>
             <wp:positionH relativeFrom="column">
               <wp:posOffset>4008491</wp:posOffset>
@@ -628,7 +679,7 @@
                     <pic:cNvPicPr/>
                   </pic:nvPicPr>
                   <pic:blipFill>
-                    <a:blip r:embed="rId8" cstate="print">
+                    <a:blip r:embed="rId9" cstate="print">
                       <a:extLst>
                         <a:ext uri="{28A0092B-C50C-407E-A947-70E740481C1C}">
                           <a14:useLocalDpi xmlns:a14="http://schemas.microsoft.com/office/drawing/2010/main" val="0"/>
@@ -1092,7 +1143,7 @@
           <w:szCs w:val="28"/>
         </w:rPr>
         <w:drawing>
-          <wp:anchor distT="0" distB="0" distL="114300" distR="114300" simplePos="0" relativeHeight="251666432" behindDoc="1" locked="0" layoutInCell="1" allowOverlap="1" wp14:anchorId="7B5D8638" wp14:editId="56045BD0">
+          <wp:anchor distT="0" distB="0" distL="114300" distR="114300" simplePos="0" relativeHeight="251666432" behindDoc="1" locked="0" layoutInCell="1" allowOverlap="1" wp14:anchorId="7B5D8638" wp14:editId="136632F4">
             <wp:simplePos x="0" y="0"/>
             <wp:positionH relativeFrom="column">
               <wp:posOffset>4004310</wp:posOffset>
@@ -1115,7 +1166,7 @@
                     <pic:cNvPicPr/>
                   </pic:nvPicPr>
                   <pic:blipFill>
-                    <a:blip r:embed="rId9" cstate="print">
+                    <a:blip r:embed="rId10" cstate="print">
                       <a:extLst>
                         <a:ext uri="{28A0092B-C50C-407E-A947-70E740481C1C}">
                           <a14:useLocalDpi xmlns:a14="http://schemas.microsoft.com/office/drawing/2010/main" val="0"/>
